--- a/docs/GUIDE_MISE_A_JOUR_VPS.docx
+++ b/docs/GUIDE_MISE_A_JOUR_VPS.docx
@@ -2195,6 +2195,521 @@
                 <w:sz w:val="18"/>
               </w:rPr>
               <w:t>Mensuelle (`apt update &amp;&amp; apt upgrade`)</w:t>
+            </w:r>
+          </w:p>
+        </w:tc>
+      </w:tr>
+    </w:tbl>
+    <w:p/>
+    <w:p>
+      <w:pPr>
+        <w:pStyle w:val="Title"/>
+        <w:jc w:val="center"/>
+      </w:pPr>
+      <w:r>
+        <w:t>Installation sur serveur interne Ubuntu</w:t>
+      </w:r>
+    </w:p>
+    <w:p>
+      <w:r>
+        <w:t>Pour installer PrixRevient sur un nouveau serveur Ubuntu interne,</w:t>
+      </w:r>
+    </w:p>
+    <w:p>
+      <w:r>
+        <w:t xml:space="preserve">utilisez le script </w:t>
+      </w:r>
+      <w:r>
+        <w:rPr>
+          <w:rFonts w:ascii="Consolas" w:hAnsi="Consolas"/>
+          <w:color w:val="002FA7"/>
+          <w:sz w:val="18"/>
+        </w:rPr>
+        <w:t>install-interne.sh</w:t>
+      </w:r>
+      <w:r>
+        <w:t xml:space="preserve"> inclus dans le ZIP de deploiement.</w:t>
+      </w:r>
+    </w:p>
+    <w:p>
+      <w:pPr>
+        <w:pStyle w:val="Heading2"/>
+      </w:pPr>
+      <w:r>
+        <w:t>Pre-requis serveur</w:t>
+      </w:r>
+    </w:p>
+    <w:p>
+      <w:r>
+        <w:t>- Ubuntu 20.04, 22.04 ou 24.04 LTS</w:t>
+      </w:r>
+    </w:p>
+    <w:p>
+      <w:r>
+        <w:t>- 2 Go RAM minimum</w:t>
+      </w:r>
+    </w:p>
+    <w:p>
+      <w:r>
+        <w:t>- 10 Go espace disque</w:t>
+      </w:r>
+    </w:p>
+    <w:p>
+      <w:r>
+        <w:t>- Acces root (sudo)</w:t>
+      </w:r>
+    </w:p>
+    <w:p>
+      <w:r>
+        <w:t>- Reseau interne accessible depuis les postes utilisateurs</w:t>
+      </w:r>
+    </w:p>
+    <w:p>
+      <w:pPr>
+        <w:pStyle w:val="Heading2"/>
+      </w:pPr>
+      <w:r>
+        <w:t>Procedure</w:t>
+      </w:r>
+    </w:p>
+    <w:p>
+      <w:pPr>
+        <w:spacing w:before="0" w:after="0"/>
+      </w:pPr>
+      <w:r>
+        <w:rPr>
+          <w:rFonts w:ascii="Consolas" w:hAnsi="Consolas"/>
+          <w:color w:val="1E1E1E"/>
+          <w:sz w:val="18"/>
+        </w:rPr>
+        <w:t># 1. Copier et extraire le ZIP sur le serveur</w:t>
+      </w:r>
+    </w:p>
+    <w:p>
+      <w:pPr>
+        <w:spacing w:before="0" w:after="0"/>
+      </w:pPr>
+      <w:r>
+        <w:rPr>
+          <w:rFonts w:ascii="Consolas" w:hAnsi="Consolas"/>
+          <w:color w:val="1E1E1E"/>
+          <w:sz w:val="18"/>
+        </w:rPr>
+        <w:t>scp prixrevient-deploy.zip user@serveur:/tmp/</w:t>
+      </w:r>
+    </w:p>
+    <w:p>
+      <w:pPr>
+        <w:spacing w:before="0" w:after="0"/>
+      </w:pPr>
+      <w:r>
+        <w:rPr>
+          <w:rFonts w:ascii="Consolas" w:hAnsi="Consolas"/>
+          <w:color w:val="1E1E1E"/>
+          <w:sz w:val="18"/>
+        </w:rPr>
+        <w:t>ssh user@serveur</w:t>
+      </w:r>
+    </w:p>
+    <w:p>
+      <w:pPr>
+        <w:spacing w:before="0" w:after="0"/>
+      </w:pPr>
+      <w:r>
+        <w:rPr>
+          <w:rFonts w:ascii="Consolas" w:hAnsi="Consolas"/>
+          <w:color w:val="1E1E1E"/>
+          <w:sz w:val="18"/>
+        </w:rPr>
+        <w:t>cd /tmp &amp;&amp; unzip prixrevient-deploy.zip -d prixrevient-install</w:t>
+      </w:r>
+    </w:p>
+    <w:p>
+      <w:pPr>
+        <w:spacing w:before="0" w:after="0"/>
+      </w:pPr>
+      <w:r>
+        <w:rPr>
+          <w:rFonts w:ascii="Consolas" w:hAnsi="Consolas"/>
+          <w:color w:val="1E1E1E"/>
+          <w:sz w:val="18"/>
+        </w:rPr>
+      </w:r>
+    </w:p>
+    <w:p>
+      <w:pPr>
+        <w:spacing w:before="0" w:after="0"/>
+      </w:pPr>
+      <w:r>
+        <w:rPr>
+          <w:rFonts w:ascii="Consolas" w:hAnsi="Consolas"/>
+          <w:color w:val="1E1E1E"/>
+          <w:sz w:val="18"/>
+        </w:rPr>
+        <w:t># 2. Lancer l'installation</w:t>
+      </w:r>
+    </w:p>
+    <w:p>
+      <w:pPr>
+        <w:spacing w:before="0" w:after="0"/>
+      </w:pPr>
+      <w:r>
+        <w:rPr>
+          <w:rFonts w:ascii="Consolas" w:hAnsi="Consolas"/>
+          <w:color w:val="1E1E1E"/>
+          <w:sz w:val="18"/>
+        </w:rPr>
+        <w:t>cd /tmp/prixrevient-install</w:t>
+      </w:r>
+    </w:p>
+    <w:p>
+      <w:pPr>
+        <w:spacing w:before="0" w:after="0"/>
+      </w:pPr>
+      <w:r>
+        <w:rPr>
+          <w:rFonts w:ascii="Consolas" w:hAnsi="Consolas"/>
+          <w:color w:val="1E1E1E"/>
+          <w:sz w:val="18"/>
+        </w:rPr>
+        <w:t>sudo bash install-interne.sh</w:t>
+      </w:r>
+    </w:p>
+    <w:p>
+      <w:r>
+        <w:t>Le script pose les questions suivantes :</w:t>
+      </w:r>
+    </w:p>
+    <w:p>
+      <w:r>
+        <w:t xml:space="preserve">- </w:t>
+      </w:r>
+      <w:r>
+        <w:rPr>
+          <w:b/>
+        </w:rPr>
+        <w:t>URL d'acces</w:t>
+      </w:r>
+      <w:r>
+        <w:t xml:space="preserve"> : http://192.168.x.x ou https://calculprix.local</w:t>
+      </w:r>
+    </w:p>
+    <w:p>
+      <w:r>
+        <w:t xml:space="preserve">- </w:t>
+      </w:r>
+      <w:r>
+        <w:rPr>
+          <w:b/>
+        </w:rPr>
+        <w:t>Email admin</w:t>
+      </w:r>
+      <w:r>
+        <w:t xml:space="preserve"> : adresse email du compte administrateur</w:t>
+      </w:r>
+    </w:p>
+    <w:p>
+      <w:r>
+        <w:t xml:space="preserve">- </w:t>
+      </w:r>
+      <w:r>
+        <w:rPr>
+          <w:b/>
+        </w:rPr>
+        <w:t>Mot de passe admin</w:t>
+      </w:r>
+      <w:r>
+        <w:t xml:space="preserve"> : mot de passe initial</w:t>
+      </w:r>
+    </w:p>
+    <w:p>
+      <w:r>
+        <w:t xml:space="preserve">- </w:t>
+      </w:r>
+      <w:r>
+        <w:rPr>
+          <w:b/>
+        </w:rPr>
+        <w:t>URL MongoDB</w:t>
+      </w:r>
+      <w:r>
+        <w:t xml:space="preserve"> : laisser par defaut si MongoDB local</w:t>
+      </w:r>
+    </w:p>
+    <w:p>
+      <w:pPr>
+        <w:pStyle w:val="Heading2"/>
+      </w:pPr>
+      <w:r>
+        <w:t>Ce que le script installe automatiquement</w:t>
+      </w:r>
+    </w:p>
+    <w:p>
+      <w:r>
+        <w:t>1. Pre-requis (Python, build-essential)</w:t>
+      </w:r>
+    </w:p>
+    <w:p>
+      <w:r>
+        <w:t>2. Node.js 20 LTS + Yarn</w:t>
+      </w:r>
+    </w:p>
+    <w:p>
+      <w:r>
+        <w:t>3. MongoDB 7</w:t>
+      </w:r>
+    </w:p>
+    <w:p>
+      <w:r>
+        <w:t>4. Backend Python (venv + dependances)</w:t>
+      </w:r>
+    </w:p>
+    <w:p>
+      <w:r>
+        <w:t>5. Frontend React (build de production)</w:t>
+      </w:r>
+    </w:p>
+    <w:p>
+      <w:r>
+        <w:t>6. Service systemd (demarrage automatique)</w:t>
+      </w:r>
+    </w:p>
+    <w:p>
+      <w:r>
+        <w:t>7. Nginx (reverse proxy)</w:t>
+      </w:r>
+    </w:p>
+    <w:p>
+      <w:r>
+        <w:t>8. SSL Let's Encrypt (optionnel)</w:t>
+      </w:r>
+    </w:p>
+    <w:p>
+      <w:r>
+        <w:t>9. Backup automatique quotidien</w:t>
+      </w:r>
+    </w:p>
+    <w:p>
+      <w:r>
+        <w:t>10. Script de mise a jour</w:t>
+      </w:r>
+    </w:p>
+    <w:p>
+      <w:pPr>
+        <w:pStyle w:val="Heading2"/>
+      </w:pPr>
+      <w:r>
+        <w:t>Rapport de verification</w:t>
+      </w:r>
+    </w:p>
+    <w:p>
+      <w:r>
+        <w:t>A la fin de l'installation, un rapport complet est affiche et sauvegarde</w:t>
+      </w:r>
+    </w:p>
+    <w:p>
+      <w:r>
+        <w:t xml:space="preserve">dans </w:t>
+      </w:r>
+      <w:r>
+        <w:rPr>
+          <w:rFonts w:ascii="Consolas" w:hAnsi="Consolas"/>
+          <w:color w:val="002FA7"/>
+          <w:sz w:val="18"/>
+        </w:rPr>
+        <w:t>/opt/prixrevient/rapport_installation.txt</w:t>
+      </w:r>
+      <w:r>
+        <w:t>. Il verifie :</w:t>
+      </w:r>
+    </w:p>
+    <w:p>
+      <w:r>
+        <w:t>- Etat des services (MongoDB, Backend, Nginx)</w:t>
+      </w:r>
+    </w:p>
+    <w:p>
+      <w:r>
+        <w:t>- Reponses API (authentification, dashboard)</w:t>
+      </w:r>
+    </w:p>
+    <w:p>
+      <w:r>
+        <w:t>- Presence du build frontend</w:t>
+      </w:r>
+    </w:p>
+    <w:p>
+      <w:r>
+        <w:t>- Configuration (URL, base de donnees)</w:t>
+      </w:r>
+    </w:p>
+    <w:p>
+      <w:pPr>
+        <w:pStyle w:val="Heading2"/>
+      </w:pPr>
+      <w:r>
+        <w:t>Problemes connus et solutions</w:t>
+      </w:r>
+    </w:p>
+    <w:tbl>
+      <w:tblPr>
+        <w:tblStyle w:val="LightGrid-Accent1"/>
+        <w:tblW w:type="auto" w:w="0"/>
+        <w:jc w:val="center"/>
+        <w:tblLook w:firstColumn="1" w:firstRow="1" w:lastColumn="0" w:lastRow="0" w:noHBand="0" w:noVBand="1" w:val="04A0"/>
+      </w:tblPr>
+      <w:tblGrid>
+        <w:gridCol w:w="4703"/>
+        <w:gridCol w:w="4703"/>
+      </w:tblGrid>
+      <w:tr>
+        <w:tc>
+          <w:tcPr>
+            <w:tcW w:type="dxa" w:w="4703"/>
+          </w:tcPr>
+          <w:p>
+            <w:pPr/>
+            <w:r>
+              <w:rPr>
+                <w:b/>
+                <w:sz w:val="18"/>
+              </w:rPr>
+              <w:t>Probleme</w:t>
+            </w:r>
+          </w:p>
+        </w:tc>
+        <w:tc>
+          <w:tcPr>
+            <w:tcW w:type="dxa" w:w="4703"/>
+          </w:tcPr>
+          <w:p>
+            <w:pPr/>
+            <w:r>
+              <w:rPr>
+                <w:b/>
+                <w:sz w:val="18"/>
+              </w:rPr>
+              <w:t>Solution</w:t>
+            </w:r>
+          </w:p>
+        </w:tc>
+      </w:tr>
+      <w:tr>
+        <w:tc>
+          <w:tcPr>
+            <w:tcW w:type="dxa" w:w="4703"/>
+          </w:tcPr>
+          <w:p>
+            <w:pPr/>
+            <w:r>
+              <w:rPr>
+                <w:sz w:val="18"/>
+              </w:rPr>
+              <w:t>numpy/pandas incompatible</w:t>
+            </w:r>
+          </w:p>
+        </w:tc>
+        <w:tc>
+          <w:tcPr>
+            <w:tcW w:type="dxa" w:w="4703"/>
+          </w:tcPr>
+          <w:p>
+            <w:pPr/>
+            <w:r>
+              <w:rPr>
+                <w:sz w:val="18"/>
+              </w:rPr>
+              <w:t>Le script ajuste automatiquement pour Python 3.10</w:t>
+            </w:r>
+          </w:p>
+        </w:tc>
+      </w:tr>
+      <w:tr>
+        <w:tc>
+          <w:tcPr>
+            <w:tcW w:type="dxa" w:w="4703"/>
+          </w:tcPr>
+          <w:p>
+            <w:pPr/>
+            <w:r>
+              <w:rPr>
+                <w:sz w:val="18"/>
+              </w:rPr>
+              <w:t>Network Error au login</w:t>
+            </w:r>
+          </w:p>
+        </w:tc>
+        <w:tc>
+          <w:tcPr>
+            <w:tcW w:type="dxa" w:w="4703"/>
+          </w:tcPr>
+          <w:p>
+            <w:pPr/>
+            <w:r>
+              <w:rPr>
+                <w:sz w:val="18"/>
+              </w:rPr>
+              <w:t>Verifier REACT_APP_BACKEND_URL dans /opt/prixrevient/frontend/.env</w:t>
+            </w:r>
+          </w:p>
+        </w:tc>
+      </w:tr>
+      <w:tr>
+        <w:tc>
+          <w:tcPr>
+            <w:tcW w:type="dxa" w:w="4703"/>
+          </w:tcPr>
+          <w:p>
+            <w:pPr/>
+            <w:r>
+              <w:rPr>
+                <w:sz w:val="18"/>
+              </w:rPr>
+              <w:t>Mot de passe admin incorrect</w:t>
+            </w:r>
+          </w:p>
+        </w:tc>
+        <w:tc>
+          <w:tcPr>
+            <w:tcW w:type="dxa" w:w="4703"/>
+          </w:tcPr>
+          <w:p>
+            <w:pPr/>
+            <w:r>
+              <w:rPr>
+                <w:sz w:val="18"/>
+              </w:rPr>
+              <w:t>Reinitialiser via le script dans la doc</w:t>
+            </w:r>
+          </w:p>
+        </w:tc>
+      </w:tr>
+      <w:tr>
+        <w:tc>
+          <w:tcPr>
+            <w:tcW w:type="dxa" w:w="4703"/>
+          </w:tcPr>
+          <w:p>
+            <w:pPr/>
+            <w:r>
+              <w:rPr>
+                <w:sz w:val="18"/>
+              </w:rPr>
+              <w:t>MongoDB ne demarre pas</w:t>
+            </w:r>
+          </w:p>
+        </w:tc>
+        <w:tc>
+          <w:tcPr>
+            <w:tcW w:type="dxa" w:w="4703"/>
+          </w:tcPr>
+          <w:p>
+            <w:pPr/>
+            <w:r>
+              <w:rPr>
+                <w:sz w:val="18"/>
+              </w:rPr>
+              <w:t>Verifier /var/log/mongodb/mongod.log</w:t>
             </w:r>
           </w:p>
         </w:tc>
